--- a/DATABASE PROJECT REPORT 1 NEW.docx
+++ b/DATABASE PROJECT REPORT 1 NEW.docx
@@ -9166,10 +9166,10 @@
         </w:rPr>
         <w:lastRenderedPageBreak/>
         <w:drawing>
-          <wp:inline distT="0" distB="0" distL="0" distR="0" wp14:anchorId="74D13BDC" wp14:editId="7776D3ED">
-            <wp:extent cx="5733415" cy="7083425"/>
-            <wp:effectExtent l="0" t="0" r="635" b="3175"/>
-            <wp:docPr id="787705742" name="Hình ảnh 1"/>
+          <wp:inline distT="0" distB="0" distL="0" distR="0" wp14:anchorId="1CEA822C" wp14:editId="1E3F1144">
+            <wp:extent cx="5108575" cy="8860790"/>
+            <wp:effectExtent l="0" t="0" r="0" b="0"/>
+            <wp:docPr id="329746460" name="Hình ảnh 1"/>
             <wp:cNvGraphicFramePr>
               <a:graphicFrameLocks xmlns:a="http://schemas.openxmlformats.org/drawingml/2006/main" noChangeAspect="1"/>
             </wp:cNvGraphicFramePr>
@@ -9177,7 +9177,7 @@
               <a:graphicData uri="http://schemas.openxmlformats.org/drawingml/2006/picture">
                 <pic:pic xmlns:pic="http://schemas.openxmlformats.org/drawingml/2006/picture">
                   <pic:nvPicPr>
-                    <pic:cNvPr id="787705742" name="Hình ảnh 787705742"/>
+                    <pic:cNvPr id="329746460" name="Hình ảnh 329746460"/>
                     <pic:cNvPicPr/>
                   </pic:nvPicPr>
                   <pic:blipFill>
@@ -9195,7 +9195,7 @@
                   <pic:spPr>
                     <a:xfrm>
                       <a:off x="0" y="0"/>
-                      <a:ext cx="5733415" cy="7083425"/>
+                      <a:ext cx="5108575" cy="8860790"/>
                     </a:xfrm>
                     <a:prstGeom prst="rect">
                       <a:avLst/>
@@ -9213,6 +9213,7 @@
         <w:spacing w:after="160"/>
       </w:pPr>
       <w:r>
+        <w:lastRenderedPageBreak/>
         <w:t xml:space="preserve"> </w:t>
       </w:r>
     </w:p>
